--- a/livrables/lecons/2026-06-28_lecon-hypnose_03_grands-courants-hypnose.docx
+++ b/livrables/lecons/2026-06-28_lecon-hypnose_03_grands-courants-hypnose.docx
@@ -809,7 +809,7 @@
           <w:sz w:val="22"/>
           <w:szCs w:val="22"/>
         </w:rPr>
-        <w:t xml:space="preserve">« Every person's map of the world is as unique as their thumbprint. You do not try to fit them to your concept of what they should be — you try to find out what they are and meet them where they are. — Milton H. Erickson »</w:t>
+        <w:t xml:space="preserve">Un aphorisme largement attribué à Milton H. Erickson résume la position ericksonienne : la carte du monde de chaque personne est aussi singulière que son empreinte digitale, et l'on ne cherche pas à la faire entrer dans l'idée qu'on se fait d'elle, mais à découvrir ce qu'elle est et à l'y rejoindre. ⚠️ Corrigé le 11/09/2026 : la phrase était donnée entre guillemets en anglais et attribuée nommément à Erickson. Elle ne figure sur aucune des cinq sources de la leçon — et l'une d'elles, hypnoseetcoach.fr, RÉPOND 200 AVEC ZÉRO OCTET, aussi bien au moment de la leçon qu'au 11/09/2026 : elle ne peut rien confirmer. Les guillemets et l'attribution stricte sont remplacés par « largement attribué à », qui dit ce qu'on sait.</w:t>
       </w:r>
     </w:p>
     <w:p>
@@ -3702,6 +3702,86 @@
     </w:p>
     <w:p>
       <w:pPr>
+        <w:pStyle w:val="ListParagraph"/>
+        <w:numPr>
+          <w:ilvl w:val="0"/>
+          <w:numId w:val="1"/>
+        </w:numPr>
+        <w:spacing w:after="40" w:before="40"/>
+      </w:pPr>
+      <w:r>
+        <w:rPr>
+          <w:rFonts w:ascii="Times New Roman" w:cs="Times New Roman" w:eastAsia="Times New Roman" w:hAnsi="Times New Roman"/>
+          <w:b/>
+          <w:bCs/>
+          <w:color w:val="1F2937"/>
+          <w:sz w:val="22"/>
+          <w:szCs w:val="22"/>
+        </w:rPr>
+        <w:t xml:space="preserve">📝 Journal des corrections — 11 septembre 2026</w:t>
+      </w:r>
+    </w:p>
+    <w:p>
+      <w:pPr>
+        <w:pStyle w:val="ListParagraph"/>
+        <w:numPr>
+          <w:ilvl w:val="0"/>
+          <w:numId w:val="1"/>
+        </w:numPr>
+        <w:spacing w:after="40" w:before="40"/>
+      </w:pPr>
+      <w:r>
+        <w:rPr>
+          <w:rFonts w:ascii="Times New Roman" w:cs="Times New Roman" w:eastAsia="Times New Roman" w:hAnsi="Times New Roman"/>
+          <w:b/>
+          <w:bCs/>
+          <w:color w:val="1F2937"/>
+          <w:sz w:val="22"/>
+          <w:szCs w:val="22"/>
+        </w:rPr>
+        <w:t xml:space="preserve">Relue le 11/09/2026 par le test d'attribution des pages. UNE correction.</w:t>
+      </w:r>
+    </w:p>
+    <w:p>
+      <w:pPr>
+        <w:pStyle w:val="ListParagraph"/>
+        <w:numPr>
+          <w:ilvl w:val="0"/>
+          <w:numId w:val="1"/>
+        </w:numPr>
+        <w:spacing w:after="40" w:before="40"/>
+      </w:pPr>
+      <w:r>
+        <w:rPr>
+          <w:rFonts w:ascii="Times New Roman" w:cs="Times New Roman" w:eastAsia="Times New Roman" w:hAnsi="Times New Roman"/>
+          <w:color w:val="1F2937"/>
+          <w:sz w:val="22"/>
+          <w:szCs w:val="22"/>
+        </w:rPr>
+        <w:t xml:space="preserve">① Un aphorisme d'Erickson entre guillemets, sur aucune source. « Every person's map of the world is as unique as their thumbprint… » était attribué nommément à Milton H. Erickson. La formule circule largement, mais elle ne figure sur aucune des cinq sources de la leçon. Guillemets et attribution stricte remplacés par « largement attribué à ».</w:t>
+      </w:r>
+    </w:p>
+    <w:p>
+      <w:pPr>
+        <w:pStyle w:val="ListParagraph"/>
+        <w:numPr>
+          <w:ilvl w:val="0"/>
+          <w:numId w:val="1"/>
+        </w:numPr>
+        <w:spacing w:after="40" w:before="40"/>
+      </w:pPr>
+      <w:r>
+        <w:rPr>
+          <w:rFonts w:ascii="Times New Roman" w:cs="Times New Roman" w:eastAsia="Times New Roman" w:hAnsi="Times New Roman"/>
+          <w:color w:val="1F2937"/>
+          <w:sz w:val="22"/>
+          <w:szCs w:val="22"/>
+        </w:rPr>
+        <w:t xml:space="preserve">② Une des cinq ressources ne peut rien confirmer, et c'est écrit. hypnoseetcoach.fr/quelle-difference-y-a-t-il-entre-hypnose-classique-ericksonienne-et-humaniste/ RÉPOND 200 AVEC ZÉRO OCTET — mesuré deux fois le 11/09/2026. Un code de retour 200 sur un corps vide est le cas limite du garde-fou du parcours : le code ne dit rien du contenu. Cette ressource est conservée pour mémoire, mais aucune affirmation ne peut s'y adosser.</w:t>
+      </w:r>
+    </w:p>
+    <w:p>
+      <w:pPr>
         <w:spacing w:before="80"/>
         <w:jc w:val="center"/>
       </w:pPr>
